--- a/nano tools repayment_ptf.py.docx
+++ b/nano tools repayment_ptf.py.docx
@@ -23,7 +23,7 @@
           <w:lang w:eastAsia="en-AU"/>
           <w14:ligatures w14:val="none"/>
         </w:rPr>
-        <w:t>nano tools/repayment_pdf.py</w:t>
+        <w:t>from reportlab.lib.pagesizes import A4</w:t>
       </w:r>
     </w:p>
     <w:p>
@@ -38,6 +38,17 @@
           <w14:ligatures w14:val="none"/>
         </w:rPr>
       </w:pPr>
+      <w:r>
+        <w:rPr>
+          <w:rFonts w:ascii="Times New Roman" w:eastAsia="Times New Roman" w:hAnsi="Times New Roman" w:cs="Times New Roman"/>
+          <w:kern w:val="0"/>
+          <w:sz w:val="28"/>
+          <w:szCs w:val="28"/>
+          <w:lang w:eastAsia="en-AU"/>
+          <w14:ligatures w14:val="none"/>
+        </w:rPr>
+        <w:t>from reportlab.pdfgen import canvas</w:t>
+      </w:r>
     </w:p>
     <w:p>
       <w:pPr>
@@ -51,6 +62,19 @@
           <w14:ligatures w14:val="none"/>
         </w:rPr>
       </w:pPr>
+    </w:p>
+    <w:p>
+      <w:pPr>
+        <w:spacing w:before="100" w:beforeAutospacing="1" w:after="100" w:afterAutospacing="1" w:line="240" w:lineRule="auto"/>
+        <w:rPr>
+          <w:rFonts w:ascii="Times New Roman" w:eastAsia="Times New Roman" w:hAnsi="Times New Roman" w:cs="Times New Roman"/>
+          <w:kern w:val="0"/>
+          <w:sz w:val="28"/>
+          <w:szCs w:val="28"/>
+          <w:lang w:eastAsia="en-AU"/>
+          <w14:ligatures w14:val="none"/>
+        </w:rPr>
+      </w:pPr>
       <w:r>
         <w:rPr>
           <w:rFonts w:ascii="Times New Roman" w:eastAsia="Times New Roman" w:hAnsi="Times New Roman" w:cs="Times New Roman"/>
@@ -60,9 +84,21 @@
           <w:lang w:eastAsia="en-AU"/>
           <w14:ligatures w14:val="none"/>
         </w:rPr>
-        <w:t xml:space="preserve">from </w:t>
+        <w:t>def generate_repayment_pdf(filename):</w:t>
       </w:r>
-      <w:proofErr w:type="spellStart"/>
+    </w:p>
+    <w:p>
+      <w:pPr>
+        <w:spacing w:before="100" w:beforeAutospacing="1" w:after="100" w:afterAutospacing="1" w:line="240" w:lineRule="auto"/>
+        <w:rPr>
+          <w:rFonts w:ascii="Times New Roman" w:eastAsia="Times New Roman" w:hAnsi="Times New Roman" w:cs="Times New Roman"/>
+          <w:kern w:val="0"/>
+          <w:sz w:val="28"/>
+          <w:szCs w:val="28"/>
+          <w:lang w:eastAsia="en-AU"/>
+          <w14:ligatures w14:val="none"/>
+        </w:rPr>
+      </w:pPr>
       <w:r>
         <w:rPr>
           <w:rFonts w:ascii="Times New Roman" w:eastAsia="Times New Roman" w:hAnsi="Times New Roman" w:cs="Times New Roman"/>
@@ -72,9 +108,21 @@
           <w:lang w:eastAsia="en-AU"/>
           <w14:ligatures w14:val="none"/>
         </w:rPr>
-        <w:t>reportlab.lib.pagesizes</w:t>
+        <w:t xml:space="preserve">    c = canvas.Canvas(filename, pagesize=A4)</w:t>
       </w:r>
-      <w:proofErr w:type="spellEnd"/>
+    </w:p>
+    <w:p>
+      <w:pPr>
+        <w:spacing w:before="100" w:beforeAutospacing="1" w:after="100" w:afterAutospacing="1" w:line="240" w:lineRule="auto"/>
+        <w:rPr>
+          <w:rFonts w:ascii="Times New Roman" w:eastAsia="Times New Roman" w:hAnsi="Times New Roman" w:cs="Times New Roman"/>
+          <w:kern w:val="0"/>
+          <w:sz w:val="28"/>
+          <w:szCs w:val="28"/>
+          <w:lang w:eastAsia="en-AU"/>
+          <w14:ligatures w14:val="none"/>
+        </w:rPr>
+      </w:pPr>
       <w:r>
         <w:rPr>
           <w:rFonts w:ascii="Times New Roman" w:eastAsia="Times New Roman" w:hAnsi="Times New Roman" w:cs="Times New Roman"/>
@@ -84,7 +132,7 @@
           <w:lang w:eastAsia="en-AU"/>
           <w14:ligatures w14:val="none"/>
         </w:rPr>
-        <w:t xml:space="preserve"> import A4</w:t>
+        <w:t xml:space="preserve">    c.setFont("Helvetica-Bold", 14)</w:t>
       </w:r>
     </w:p>
     <w:p>
@@ -108,260 +156,7 @@
           <w:lang w:eastAsia="en-AU"/>
           <w14:ligatures w14:val="none"/>
         </w:rPr>
-        <w:t xml:space="preserve">from </w:t>
-      </w:r>
-      <w:proofErr w:type="spellStart"/>
-      <w:r>
-        <w:rPr>
-          <w:rFonts w:ascii="Times New Roman" w:eastAsia="Times New Roman" w:hAnsi="Times New Roman" w:cs="Times New Roman"/>
-          <w:kern w:val="0"/>
-          <w:sz w:val="28"/>
-          <w:szCs w:val="28"/>
-          <w:lang w:eastAsia="en-AU"/>
-          <w14:ligatures w14:val="none"/>
-        </w:rPr>
-        <w:t>reportlab.pdfgen</w:t>
-      </w:r>
-      <w:proofErr w:type="spellEnd"/>
-      <w:r>
-        <w:rPr>
-          <w:rFonts w:ascii="Times New Roman" w:eastAsia="Times New Roman" w:hAnsi="Times New Roman" w:cs="Times New Roman"/>
-          <w:kern w:val="0"/>
-          <w:sz w:val="28"/>
-          <w:szCs w:val="28"/>
-          <w:lang w:eastAsia="en-AU"/>
-          <w14:ligatures w14:val="none"/>
-        </w:rPr>
-        <w:t xml:space="preserve"> import canvas</w:t>
-      </w:r>
-    </w:p>
-    <w:p>
-      <w:pPr>
-        <w:spacing w:before="100" w:beforeAutospacing="1" w:after="100" w:afterAutospacing="1" w:line="240" w:lineRule="auto"/>
-        <w:rPr>
-          <w:rFonts w:ascii="Times New Roman" w:eastAsia="Times New Roman" w:hAnsi="Times New Roman" w:cs="Times New Roman"/>
-          <w:kern w:val="0"/>
-          <w:sz w:val="28"/>
-          <w:szCs w:val="28"/>
-          <w:lang w:eastAsia="en-AU"/>
-          <w14:ligatures w14:val="none"/>
-        </w:rPr>
-      </w:pPr>
-    </w:p>
-    <w:p>
-      <w:pPr>
-        <w:spacing w:before="100" w:beforeAutospacing="1" w:after="100" w:afterAutospacing="1" w:line="240" w:lineRule="auto"/>
-        <w:rPr>
-          <w:rFonts w:ascii="Times New Roman" w:eastAsia="Times New Roman" w:hAnsi="Times New Roman" w:cs="Times New Roman"/>
-          <w:kern w:val="0"/>
-          <w:sz w:val="28"/>
-          <w:szCs w:val="28"/>
-          <w:lang w:eastAsia="en-AU"/>
-          <w14:ligatures w14:val="none"/>
-        </w:rPr>
-      </w:pPr>
-      <w:r>
-        <w:rPr>
-          <w:rFonts w:ascii="Times New Roman" w:eastAsia="Times New Roman" w:hAnsi="Times New Roman" w:cs="Times New Roman"/>
-          <w:kern w:val="0"/>
-          <w:sz w:val="28"/>
-          <w:szCs w:val="28"/>
-          <w:lang w:eastAsia="en-AU"/>
-          <w14:ligatures w14:val="none"/>
-        </w:rPr>
-        <w:t xml:space="preserve">def </w:t>
-      </w:r>
-      <w:proofErr w:type="spellStart"/>
-      <w:r>
-        <w:rPr>
-          <w:rFonts w:ascii="Times New Roman" w:eastAsia="Times New Roman" w:hAnsi="Times New Roman" w:cs="Times New Roman"/>
-          <w:kern w:val="0"/>
-          <w:sz w:val="28"/>
-          <w:szCs w:val="28"/>
-          <w:lang w:eastAsia="en-AU"/>
-          <w14:ligatures w14:val="none"/>
-        </w:rPr>
-        <w:t>generate_repayment_pdf</w:t>
-      </w:r>
-      <w:proofErr w:type="spellEnd"/>
-      <w:r>
-        <w:rPr>
-          <w:rFonts w:ascii="Times New Roman" w:eastAsia="Times New Roman" w:hAnsi="Times New Roman" w:cs="Times New Roman"/>
-          <w:kern w:val="0"/>
-          <w:sz w:val="28"/>
-          <w:szCs w:val="28"/>
-          <w:lang w:eastAsia="en-AU"/>
-          <w14:ligatures w14:val="none"/>
-        </w:rPr>
-        <w:t>(filename):</w:t>
-      </w:r>
-    </w:p>
-    <w:p>
-      <w:pPr>
-        <w:spacing w:before="100" w:beforeAutospacing="1" w:after="100" w:afterAutospacing="1" w:line="240" w:lineRule="auto"/>
-        <w:rPr>
-          <w:rFonts w:ascii="Times New Roman" w:eastAsia="Times New Roman" w:hAnsi="Times New Roman" w:cs="Times New Roman"/>
-          <w:kern w:val="0"/>
-          <w:sz w:val="28"/>
-          <w:szCs w:val="28"/>
-          <w:lang w:eastAsia="en-AU"/>
-          <w14:ligatures w14:val="none"/>
-        </w:rPr>
-      </w:pPr>
-      <w:r>
-        <w:rPr>
-          <w:rFonts w:ascii="Times New Roman" w:eastAsia="Times New Roman" w:hAnsi="Times New Roman" w:cs="Times New Roman"/>
-          <w:kern w:val="0"/>
-          <w:sz w:val="28"/>
-          <w:szCs w:val="28"/>
-          <w:lang w:eastAsia="en-AU"/>
-          <w14:ligatures w14:val="none"/>
-        </w:rPr>
-        <w:t xml:space="preserve">    c = </w:t>
-      </w:r>
-      <w:proofErr w:type="spellStart"/>
-      <w:r>
-        <w:rPr>
-          <w:rFonts w:ascii="Times New Roman" w:eastAsia="Times New Roman" w:hAnsi="Times New Roman" w:cs="Times New Roman"/>
-          <w:kern w:val="0"/>
-          <w:sz w:val="28"/>
-          <w:szCs w:val="28"/>
-          <w:lang w:eastAsia="en-AU"/>
-          <w14:ligatures w14:val="none"/>
-        </w:rPr>
-        <w:t>canvas.Canvas</w:t>
-      </w:r>
-      <w:proofErr w:type="spellEnd"/>
-      <w:r>
-        <w:rPr>
-          <w:rFonts w:ascii="Times New Roman" w:eastAsia="Times New Roman" w:hAnsi="Times New Roman" w:cs="Times New Roman"/>
-          <w:kern w:val="0"/>
-          <w:sz w:val="28"/>
-          <w:szCs w:val="28"/>
-          <w:lang w:eastAsia="en-AU"/>
-          <w14:ligatures w14:val="none"/>
-        </w:rPr>
-        <w:t xml:space="preserve">(filename, </w:t>
-      </w:r>
-      <w:proofErr w:type="spellStart"/>
-      <w:r>
-        <w:rPr>
-          <w:rFonts w:ascii="Times New Roman" w:eastAsia="Times New Roman" w:hAnsi="Times New Roman" w:cs="Times New Roman"/>
-          <w:kern w:val="0"/>
-          <w:sz w:val="28"/>
-          <w:szCs w:val="28"/>
-          <w:lang w:eastAsia="en-AU"/>
-          <w14:ligatures w14:val="none"/>
-        </w:rPr>
-        <w:t>pagesize</w:t>
-      </w:r>
-      <w:proofErr w:type="spellEnd"/>
-      <w:r>
-        <w:rPr>
-          <w:rFonts w:ascii="Times New Roman" w:eastAsia="Times New Roman" w:hAnsi="Times New Roman" w:cs="Times New Roman"/>
-          <w:kern w:val="0"/>
-          <w:sz w:val="28"/>
-          <w:szCs w:val="28"/>
-          <w:lang w:eastAsia="en-AU"/>
-          <w14:ligatures w14:val="none"/>
-        </w:rPr>
-        <w:t>=A4)</w:t>
-      </w:r>
-    </w:p>
-    <w:p>
-      <w:pPr>
-        <w:spacing w:before="100" w:beforeAutospacing="1" w:after="100" w:afterAutospacing="1" w:line="240" w:lineRule="auto"/>
-        <w:rPr>
-          <w:rFonts w:ascii="Times New Roman" w:eastAsia="Times New Roman" w:hAnsi="Times New Roman" w:cs="Times New Roman"/>
-          <w:kern w:val="0"/>
-          <w:sz w:val="28"/>
-          <w:szCs w:val="28"/>
-          <w:lang w:eastAsia="en-AU"/>
-          <w14:ligatures w14:val="none"/>
-        </w:rPr>
-      </w:pPr>
-      <w:r>
-        <w:rPr>
-          <w:rFonts w:ascii="Times New Roman" w:eastAsia="Times New Roman" w:hAnsi="Times New Roman" w:cs="Times New Roman"/>
-          <w:kern w:val="0"/>
-          <w:sz w:val="28"/>
-          <w:szCs w:val="28"/>
-          <w:lang w:eastAsia="en-AU"/>
-          <w14:ligatures w14:val="none"/>
-        </w:rPr>
-        <w:t xml:space="preserve">    </w:t>
-      </w:r>
-      <w:proofErr w:type="spellStart"/>
-      <w:r>
-        <w:rPr>
-          <w:rFonts w:ascii="Times New Roman" w:eastAsia="Times New Roman" w:hAnsi="Times New Roman" w:cs="Times New Roman"/>
-          <w:kern w:val="0"/>
-          <w:sz w:val="28"/>
-          <w:szCs w:val="28"/>
-          <w:lang w:eastAsia="en-AU"/>
-          <w14:ligatures w14:val="none"/>
-        </w:rPr>
-        <w:t>c.setFont</w:t>
-      </w:r>
-      <w:proofErr w:type="spellEnd"/>
-      <w:r>
-        <w:rPr>
-          <w:rFonts w:ascii="Times New Roman" w:eastAsia="Times New Roman" w:hAnsi="Times New Roman" w:cs="Times New Roman"/>
-          <w:kern w:val="0"/>
-          <w:sz w:val="28"/>
-          <w:szCs w:val="28"/>
-          <w:lang w:eastAsia="en-AU"/>
-          <w14:ligatures w14:val="none"/>
-        </w:rPr>
-        <w:t>("Helvetica-Bold", 14)</w:t>
-      </w:r>
-    </w:p>
-    <w:p>
-      <w:pPr>
-        <w:spacing w:before="100" w:beforeAutospacing="1" w:after="100" w:afterAutospacing="1" w:line="240" w:lineRule="auto"/>
-        <w:rPr>
-          <w:rFonts w:ascii="Times New Roman" w:eastAsia="Times New Roman" w:hAnsi="Times New Roman" w:cs="Times New Roman"/>
-          <w:kern w:val="0"/>
-          <w:sz w:val="28"/>
-          <w:szCs w:val="28"/>
-          <w:lang w:eastAsia="en-AU"/>
-          <w14:ligatures w14:val="none"/>
-        </w:rPr>
-      </w:pPr>
-      <w:r>
-        <w:rPr>
-          <w:rFonts w:ascii="Times New Roman" w:eastAsia="Times New Roman" w:hAnsi="Times New Roman" w:cs="Times New Roman"/>
-          <w:kern w:val="0"/>
-          <w:sz w:val="28"/>
-          <w:szCs w:val="28"/>
-          <w:lang w:eastAsia="en-AU"/>
-          <w14:ligatures w14:val="none"/>
-        </w:rPr>
-        <w:t xml:space="preserve">    </w:t>
-      </w:r>
-      <w:proofErr w:type="spellStart"/>
-      <w:r>
-        <w:rPr>
-          <w:rFonts w:ascii="Times New Roman" w:eastAsia="Times New Roman" w:hAnsi="Times New Roman" w:cs="Times New Roman"/>
-          <w:kern w:val="0"/>
-          <w:sz w:val="28"/>
-          <w:szCs w:val="28"/>
-          <w:lang w:eastAsia="en-AU"/>
-          <w14:ligatures w14:val="none"/>
-        </w:rPr>
-        <w:t>c.drawString</w:t>
-      </w:r>
-      <w:proofErr w:type="spellEnd"/>
-      <w:r>
-        <w:rPr>
-          <w:rFonts w:ascii="Times New Roman" w:eastAsia="Times New Roman" w:hAnsi="Times New Roman" w:cs="Times New Roman"/>
-          <w:kern w:val="0"/>
-          <w:sz w:val="28"/>
-          <w:szCs w:val="28"/>
-          <w:lang w:eastAsia="en-AU"/>
-          <w14:ligatures w14:val="none"/>
-        </w:rPr>
-        <w:t>(200, 800, "Repayment Schedule - 4 Paydays")</w:t>
+        <w:t xml:space="preserve">    c.drawString(200, 800, "Repayment Schedule - 4 Paydays")</w:t>
       </w:r>
     </w:p>
     <w:p>
@@ -446,9 +241,21 @@
           <w:lang w:eastAsia="en-AU"/>
           <w14:ligatures w14:val="none"/>
         </w:rPr>
-        <w:t xml:space="preserve">    </w:t>
+        <w:t xml:space="preserve">    c.setFont("Helvetica", 12)</w:t>
       </w:r>
-      <w:proofErr w:type="spellStart"/>
+    </w:p>
+    <w:p>
+      <w:pPr>
+        <w:spacing w:before="100" w:beforeAutospacing="1" w:after="100" w:afterAutospacing="1" w:line="240" w:lineRule="auto"/>
+        <w:rPr>
+          <w:rFonts w:ascii="Times New Roman" w:eastAsia="Times New Roman" w:hAnsi="Times New Roman" w:cs="Times New Roman"/>
+          <w:kern w:val="0"/>
+          <w:sz w:val="28"/>
+          <w:szCs w:val="28"/>
+          <w:lang w:eastAsia="en-AU"/>
+          <w14:ligatures w14:val="none"/>
+        </w:rPr>
+      </w:pPr>
       <w:r>
         <w:rPr>
           <w:rFonts w:ascii="Times New Roman" w:eastAsia="Times New Roman" w:hAnsi="Times New Roman" w:cs="Times New Roman"/>
@@ -458,9 +265,21 @@
           <w:lang w:eastAsia="en-AU"/>
           <w14:ligatures w14:val="none"/>
         </w:rPr>
-        <w:t>c.setFont</w:t>
+        <w:t xml:space="preserve">    for i, h in enumerate(headers):</w:t>
       </w:r>
-      <w:proofErr w:type="spellEnd"/>
+    </w:p>
+    <w:p>
+      <w:pPr>
+        <w:spacing w:before="100" w:beforeAutospacing="1" w:after="100" w:afterAutospacing="1" w:line="240" w:lineRule="auto"/>
+        <w:rPr>
+          <w:rFonts w:ascii="Times New Roman" w:eastAsia="Times New Roman" w:hAnsi="Times New Roman" w:cs="Times New Roman"/>
+          <w:kern w:val="0"/>
+          <w:sz w:val="28"/>
+          <w:szCs w:val="28"/>
+          <w:lang w:eastAsia="en-AU"/>
+          <w14:ligatures w14:val="none"/>
+        </w:rPr>
+      </w:pPr>
       <w:r>
         <w:rPr>
           <w:rFonts w:ascii="Times New Roman" w:eastAsia="Times New Roman" w:hAnsi="Times New Roman" w:cs="Times New Roman"/>
@@ -470,127 +289,7 @@
           <w:lang w:eastAsia="en-AU"/>
           <w14:ligatures w14:val="none"/>
         </w:rPr>
-        <w:t>("Helvetica", 12)</w:t>
-      </w:r>
-    </w:p>
-    <w:p>
-      <w:pPr>
-        <w:spacing w:before="100" w:beforeAutospacing="1" w:after="100" w:afterAutospacing="1" w:line="240" w:lineRule="auto"/>
-        <w:rPr>
-          <w:rFonts w:ascii="Times New Roman" w:eastAsia="Times New Roman" w:hAnsi="Times New Roman" w:cs="Times New Roman"/>
-          <w:kern w:val="0"/>
-          <w:sz w:val="28"/>
-          <w:szCs w:val="28"/>
-          <w:lang w:eastAsia="en-AU"/>
-          <w14:ligatures w14:val="none"/>
-        </w:rPr>
-      </w:pPr>
-      <w:r>
-        <w:rPr>
-          <w:rFonts w:ascii="Times New Roman" w:eastAsia="Times New Roman" w:hAnsi="Times New Roman" w:cs="Times New Roman"/>
-          <w:kern w:val="0"/>
-          <w:sz w:val="28"/>
-          <w:szCs w:val="28"/>
-          <w:lang w:eastAsia="en-AU"/>
-          <w14:ligatures w14:val="none"/>
-        </w:rPr>
-        <w:t xml:space="preserve">    for </w:t>
-      </w:r>
-      <w:proofErr w:type="spellStart"/>
-      <w:r>
-        <w:rPr>
-          <w:rFonts w:ascii="Times New Roman" w:eastAsia="Times New Roman" w:hAnsi="Times New Roman" w:cs="Times New Roman"/>
-          <w:kern w:val="0"/>
-          <w:sz w:val="28"/>
-          <w:szCs w:val="28"/>
-          <w:lang w:eastAsia="en-AU"/>
-          <w14:ligatures w14:val="none"/>
-        </w:rPr>
-        <w:t>i</w:t>
-      </w:r>
-      <w:proofErr w:type="spellEnd"/>
-      <w:r>
-        <w:rPr>
-          <w:rFonts w:ascii="Times New Roman" w:eastAsia="Times New Roman" w:hAnsi="Times New Roman" w:cs="Times New Roman"/>
-          <w:kern w:val="0"/>
-          <w:sz w:val="28"/>
-          <w:szCs w:val="28"/>
-          <w:lang w:eastAsia="en-AU"/>
-          <w14:ligatures w14:val="none"/>
-        </w:rPr>
-        <w:t>, h in enumerate(headers):</w:t>
-      </w:r>
-    </w:p>
-    <w:p>
-      <w:pPr>
-        <w:spacing w:before="100" w:beforeAutospacing="1" w:after="100" w:afterAutospacing="1" w:line="240" w:lineRule="auto"/>
-        <w:rPr>
-          <w:rFonts w:ascii="Times New Roman" w:eastAsia="Times New Roman" w:hAnsi="Times New Roman" w:cs="Times New Roman"/>
-          <w:kern w:val="0"/>
-          <w:sz w:val="28"/>
-          <w:szCs w:val="28"/>
-          <w:lang w:eastAsia="en-AU"/>
-          <w14:ligatures w14:val="none"/>
-        </w:rPr>
-      </w:pPr>
-      <w:r>
-        <w:rPr>
-          <w:rFonts w:ascii="Times New Roman" w:eastAsia="Times New Roman" w:hAnsi="Times New Roman" w:cs="Times New Roman"/>
-          <w:kern w:val="0"/>
-          <w:sz w:val="28"/>
-          <w:szCs w:val="28"/>
-          <w:lang w:eastAsia="en-AU"/>
-          <w14:ligatures w14:val="none"/>
-        </w:rPr>
-        <w:t xml:space="preserve">        </w:t>
-      </w:r>
-      <w:proofErr w:type="spellStart"/>
-      <w:r>
-        <w:rPr>
-          <w:rFonts w:ascii="Times New Roman" w:eastAsia="Times New Roman" w:hAnsi="Times New Roman" w:cs="Times New Roman"/>
-          <w:kern w:val="0"/>
-          <w:sz w:val="28"/>
-          <w:szCs w:val="28"/>
-          <w:lang w:eastAsia="en-AU"/>
-          <w14:ligatures w14:val="none"/>
-        </w:rPr>
-        <w:t>c.drawString</w:t>
-      </w:r>
-      <w:proofErr w:type="spellEnd"/>
-      <w:r>
-        <w:rPr>
-          <w:rFonts w:ascii="Times New Roman" w:eastAsia="Times New Roman" w:hAnsi="Times New Roman" w:cs="Times New Roman"/>
-          <w:kern w:val="0"/>
-          <w:sz w:val="28"/>
-          <w:szCs w:val="28"/>
-          <w:lang w:eastAsia="en-AU"/>
-          <w14:ligatures w14:val="none"/>
-        </w:rPr>
-        <w:t xml:space="preserve">(80 + </w:t>
-      </w:r>
-      <w:proofErr w:type="spellStart"/>
-      <w:r>
-        <w:rPr>
-          <w:rFonts w:ascii="Times New Roman" w:eastAsia="Times New Roman" w:hAnsi="Times New Roman" w:cs="Times New Roman"/>
-          <w:kern w:val="0"/>
-          <w:sz w:val="28"/>
-          <w:szCs w:val="28"/>
-          <w:lang w:eastAsia="en-AU"/>
-          <w14:ligatures w14:val="none"/>
-        </w:rPr>
-        <w:t>i</w:t>
-      </w:r>
-      <w:proofErr w:type="spellEnd"/>
-      <w:r>
-        <w:rPr>
-          <w:rFonts w:ascii="Times New Roman" w:eastAsia="Times New Roman" w:hAnsi="Times New Roman" w:cs="Times New Roman"/>
-          <w:kern w:val="0"/>
-          <w:sz w:val="28"/>
-          <w:szCs w:val="28"/>
-          <w:lang w:eastAsia="en-AU"/>
-          <w14:ligatures w14:val="none"/>
-        </w:rPr>
-        <w:t>*120, y, h)</w:t>
+        <w:t xml:space="preserve">        c.drawString(80 + i*120, y, h)</w:t>
       </w:r>
     </w:p>
     <w:p>
@@ -651,7 +350,6 @@
           <w:lang w:eastAsia="en-AU"/>
           <w14:ligatures w14:val="none"/>
         </w:rPr>
-        <w:lastRenderedPageBreak/>
         <w:t xml:space="preserve">    for loan in range(50, 3001, 50):  # loans from 50K to 3000K</w:t>
       </w:r>
     </w:p>
@@ -676,9 +374,21 @@
           <w:lang w:eastAsia="en-AU"/>
           <w14:ligatures w14:val="none"/>
         </w:rPr>
-        <w:t xml:space="preserve">        </w:t>
+        <w:t xml:space="preserve">        interest_rate = 0.50</w:t>
       </w:r>
-      <w:proofErr w:type="spellStart"/>
+    </w:p>
+    <w:p>
+      <w:pPr>
+        <w:spacing w:before="100" w:beforeAutospacing="1" w:after="100" w:afterAutospacing="1" w:line="240" w:lineRule="auto"/>
+        <w:rPr>
+          <w:rFonts w:ascii="Times New Roman" w:eastAsia="Times New Roman" w:hAnsi="Times New Roman" w:cs="Times New Roman"/>
+          <w:kern w:val="0"/>
+          <w:sz w:val="28"/>
+          <w:szCs w:val="28"/>
+          <w:lang w:eastAsia="en-AU"/>
+          <w14:ligatures w14:val="none"/>
+        </w:rPr>
+      </w:pPr>
       <w:r>
         <w:rPr>
           <w:rFonts w:ascii="Times New Roman" w:eastAsia="Times New Roman" w:hAnsi="Times New Roman" w:cs="Times New Roman"/>
@@ -688,9 +398,22 @@
           <w:lang w:eastAsia="en-AU"/>
           <w14:ligatures w14:val="none"/>
         </w:rPr>
-        <w:t>interest_rate</w:t>
+        <w:lastRenderedPageBreak/>
+        <w:t xml:space="preserve">        total_repayment = loan + (loan * interest_rate)</w:t>
       </w:r>
-      <w:proofErr w:type="spellEnd"/>
+    </w:p>
+    <w:p>
+      <w:pPr>
+        <w:spacing w:before="100" w:beforeAutospacing="1" w:after="100" w:afterAutospacing="1" w:line="240" w:lineRule="auto"/>
+        <w:rPr>
+          <w:rFonts w:ascii="Times New Roman" w:eastAsia="Times New Roman" w:hAnsi="Times New Roman" w:cs="Times New Roman"/>
+          <w:kern w:val="0"/>
+          <w:sz w:val="28"/>
+          <w:szCs w:val="28"/>
+          <w:lang w:eastAsia="en-AU"/>
+          <w14:ligatures w14:val="none"/>
+        </w:rPr>
+      </w:pPr>
       <w:r>
         <w:rPr>
           <w:rFonts w:ascii="Times New Roman" w:eastAsia="Times New Roman" w:hAnsi="Times New Roman" w:cs="Times New Roman"/>
@@ -700,7 +423,7 @@
           <w:lang w:eastAsia="en-AU"/>
           <w14:ligatures w14:val="none"/>
         </w:rPr>
-        <w:t xml:space="preserve"> = 0.50</w:t>
+        <w:t xml:space="preserve">        per_payday = total_repayment / 4</w:t>
       </w:r>
     </w:p>
     <w:p>
@@ -715,6 +438,19 @@
           <w14:ligatures w14:val="none"/>
         </w:rPr>
       </w:pPr>
+    </w:p>
+    <w:p>
+      <w:pPr>
+        <w:spacing w:before="100" w:beforeAutospacing="1" w:after="100" w:afterAutospacing="1" w:line="240" w:lineRule="auto"/>
+        <w:rPr>
+          <w:rFonts w:ascii="Times New Roman" w:eastAsia="Times New Roman" w:hAnsi="Times New Roman" w:cs="Times New Roman"/>
+          <w:kern w:val="0"/>
+          <w:sz w:val="28"/>
+          <w:szCs w:val="28"/>
+          <w:lang w:eastAsia="en-AU"/>
+          <w14:ligatures w14:val="none"/>
+        </w:rPr>
+      </w:pPr>
       <w:r>
         <w:rPr>
           <w:rFonts w:ascii="Times New Roman" w:eastAsia="Times New Roman" w:hAnsi="Times New Roman" w:cs="Times New Roman"/>
@@ -724,9 +460,21 @@
           <w:lang w:eastAsia="en-AU"/>
           <w14:ligatures w14:val="none"/>
         </w:rPr>
-        <w:t xml:space="preserve">        </w:t>
+        <w:t xml:space="preserve">        row = [loan, "50%", round(total_repayment, 2), round(per_payday, 2)]</w:t>
       </w:r>
-      <w:proofErr w:type="spellStart"/>
+    </w:p>
+    <w:p>
+      <w:pPr>
+        <w:spacing w:before="100" w:beforeAutospacing="1" w:after="100" w:afterAutospacing="1" w:line="240" w:lineRule="auto"/>
+        <w:rPr>
+          <w:rFonts w:ascii="Times New Roman" w:eastAsia="Times New Roman" w:hAnsi="Times New Roman" w:cs="Times New Roman"/>
+          <w:kern w:val="0"/>
+          <w:sz w:val="28"/>
+          <w:szCs w:val="28"/>
+          <w:lang w:eastAsia="en-AU"/>
+          <w14:ligatures w14:val="none"/>
+        </w:rPr>
+      </w:pPr>
       <w:r>
         <w:rPr>
           <w:rFonts w:ascii="Times New Roman" w:eastAsia="Times New Roman" w:hAnsi="Times New Roman" w:cs="Times New Roman"/>
@@ -736,9 +484,21 @@
           <w:lang w:eastAsia="en-AU"/>
           <w14:ligatures w14:val="none"/>
         </w:rPr>
-        <w:t>total_repayment</w:t>
+        <w:t xml:space="preserve">        for i, item in enumerate(row):</w:t>
       </w:r>
-      <w:proofErr w:type="spellEnd"/>
+    </w:p>
+    <w:p>
+      <w:pPr>
+        <w:spacing w:before="100" w:beforeAutospacing="1" w:after="100" w:afterAutospacing="1" w:line="240" w:lineRule="auto"/>
+        <w:rPr>
+          <w:rFonts w:ascii="Times New Roman" w:eastAsia="Times New Roman" w:hAnsi="Times New Roman" w:cs="Times New Roman"/>
+          <w:kern w:val="0"/>
+          <w:sz w:val="28"/>
+          <w:szCs w:val="28"/>
+          <w:lang w:eastAsia="en-AU"/>
+          <w14:ligatures w14:val="none"/>
+        </w:rPr>
+      </w:pPr>
       <w:r>
         <w:rPr>
           <w:rFonts w:ascii="Times New Roman" w:eastAsia="Times New Roman" w:hAnsi="Times New Roman" w:cs="Times New Roman"/>
@@ -748,308 +508,7 @@
           <w:lang w:eastAsia="en-AU"/>
           <w14:ligatures w14:val="none"/>
         </w:rPr>
-        <w:t xml:space="preserve"> = loan + (loan * </w:t>
-      </w:r>
-      <w:proofErr w:type="spellStart"/>
-      <w:r>
-        <w:rPr>
-          <w:rFonts w:ascii="Times New Roman" w:eastAsia="Times New Roman" w:hAnsi="Times New Roman" w:cs="Times New Roman"/>
-          <w:kern w:val="0"/>
-          <w:sz w:val="28"/>
-          <w:szCs w:val="28"/>
-          <w:lang w:eastAsia="en-AU"/>
-          <w14:ligatures w14:val="none"/>
-        </w:rPr>
-        <w:t>interest_rate</w:t>
-      </w:r>
-      <w:proofErr w:type="spellEnd"/>
-      <w:r>
-        <w:rPr>
-          <w:rFonts w:ascii="Times New Roman" w:eastAsia="Times New Roman" w:hAnsi="Times New Roman" w:cs="Times New Roman"/>
-          <w:kern w:val="0"/>
-          <w:sz w:val="28"/>
-          <w:szCs w:val="28"/>
-          <w:lang w:eastAsia="en-AU"/>
-          <w14:ligatures w14:val="none"/>
-        </w:rPr>
-        <w:t>)</w:t>
-      </w:r>
-    </w:p>
-    <w:p>
-      <w:pPr>
-        <w:spacing w:before="100" w:beforeAutospacing="1" w:after="100" w:afterAutospacing="1" w:line="240" w:lineRule="auto"/>
-        <w:rPr>
-          <w:rFonts w:ascii="Times New Roman" w:eastAsia="Times New Roman" w:hAnsi="Times New Roman" w:cs="Times New Roman"/>
-          <w:kern w:val="0"/>
-          <w:sz w:val="28"/>
-          <w:szCs w:val="28"/>
-          <w:lang w:eastAsia="en-AU"/>
-          <w14:ligatures w14:val="none"/>
-        </w:rPr>
-      </w:pPr>
-      <w:r>
-        <w:rPr>
-          <w:rFonts w:ascii="Times New Roman" w:eastAsia="Times New Roman" w:hAnsi="Times New Roman" w:cs="Times New Roman"/>
-          <w:kern w:val="0"/>
-          <w:sz w:val="28"/>
-          <w:szCs w:val="28"/>
-          <w:lang w:eastAsia="en-AU"/>
-          <w14:ligatures w14:val="none"/>
-        </w:rPr>
-        <w:t xml:space="preserve">        </w:t>
-      </w:r>
-      <w:proofErr w:type="spellStart"/>
-      <w:r>
-        <w:rPr>
-          <w:rFonts w:ascii="Times New Roman" w:eastAsia="Times New Roman" w:hAnsi="Times New Roman" w:cs="Times New Roman"/>
-          <w:kern w:val="0"/>
-          <w:sz w:val="28"/>
-          <w:szCs w:val="28"/>
-          <w:lang w:eastAsia="en-AU"/>
-          <w14:ligatures w14:val="none"/>
-        </w:rPr>
-        <w:t>per_payday</w:t>
-      </w:r>
-      <w:proofErr w:type="spellEnd"/>
-      <w:r>
-        <w:rPr>
-          <w:rFonts w:ascii="Times New Roman" w:eastAsia="Times New Roman" w:hAnsi="Times New Roman" w:cs="Times New Roman"/>
-          <w:kern w:val="0"/>
-          <w:sz w:val="28"/>
-          <w:szCs w:val="28"/>
-          <w:lang w:eastAsia="en-AU"/>
-          <w14:ligatures w14:val="none"/>
-        </w:rPr>
-        <w:t xml:space="preserve"> = </w:t>
-      </w:r>
-      <w:proofErr w:type="spellStart"/>
-      <w:r>
-        <w:rPr>
-          <w:rFonts w:ascii="Times New Roman" w:eastAsia="Times New Roman" w:hAnsi="Times New Roman" w:cs="Times New Roman"/>
-          <w:kern w:val="0"/>
-          <w:sz w:val="28"/>
-          <w:szCs w:val="28"/>
-          <w:lang w:eastAsia="en-AU"/>
-          <w14:ligatures w14:val="none"/>
-        </w:rPr>
-        <w:t>total_repayment</w:t>
-      </w:r>
-      <w:proofErr w:type="spellEnd"/>
-      <w:r>
-        <w:rPr>
-          <w:rFonts w:ascii="Times New Roman" w:eastAsia="Times New Roman" w:hAnsi="Times New Roman" w:cs="Times New Roman"/>
-          <w:kern w:val="0"/>
-          <w:sz w:val="28"/>
-          <w:szCs w:val="28"/>
-          <w:lang w:eastAsia="en-AU"/>
-          <w14:ligatures w14:val="none"/>
-        </w:rPr>
-        <w:t xml:space="preserve"> / 4</w:t>
-      </w:r>
-    </w:p>
-    <w:p>
-      <w:pPr>
-        <w:spacing w:before="100" w:beforeAutospacing="1" w:after="100" w:afterAutospacing="1" w:line="240" w:lineRule="auto"/>
-        <w:rPr>
-          <w:rFonts w:ascii="Times New Roman" w:eastAsia="Times New Roman" w:hAnsi="Times New Roman" w:cs="Times New Roman"/>
-          <w:kern w:val="0"/>
-          <w:sz w:val="28"/>
-          <w:szCs w:val="28"/>
-          <w:lang w:eastAsia="en-AU"/>
-          <w14:ligatures w14:val="none"/>
-        </w:rPr>
-      </w:pPr>
-    </w:p>
-    <w:p>
-      <w:pPr>
-        <w:spacing w:before="100" w:beforeAutospacing="1" w:after="100" w:afterAutospacing="1" w:line="240" w:lineRule="auto"/>
-        <w:rPr>
-          <w:rFonts w:ascii="Times New Roman" w:eastAsia="Times New Roman" w:hAnsi="Times New Roman" w:cs="Times New Roman"/>
-          <w:kern w:val="0"/>
-          <w:sz w:val="28"/>
-          <w:szCs w:val="28"/>
-          <w:lang w:eastAsia="en-AU"/>
-          <w14:ligatures w14:val="none"/>
-        </w:rPr>
-      </w:pPr>
-      <w:r>
-        <w:rPr>
-          <w:rFonts w:ascii="Times New Roman" w:eastAsia="Times New Roman" w:hAnsi="Times New Roman" w:cs="Times New Roman"/>
-          <w:kern w:val="0"/>
-          <w:sz w:val="28"/>
-          <w:szCs w:val="28"/>
-          <w:lang w:eastAsia="en-AU"/>
-          <w14:ligatures w14:val="none"/>
-        </w:rPr>
-        <w:t xml:space="preserve">        row = [loan, "50%", round(</w:t>
-      </w:r>
-      <w:proofErr w:type="spellStart"/>
-      <w:r>
-        <w:rPr>
-          <w:rFonts w:ascii="Times New Roman" w:eastAsia="Times New Roman" w:hAnsi="Times New Roman" w:cs="Times New Roman"/>
-          <w:kern w:val="0"/>
-          <w:sz w:val="28"/>
-          <w:szCs w:val="28"/>
-          <w:lang w:eastAsia="en-AU"/>
-          <w14:ligatures w14:val="none"/>
-        </w:rPr>
-        <w:t>total_repayment</w:t>
-      </w:r>
-      <w:proofErr w:type="spellEnd"/>
-      <w:r>
-        <w:rPr>
-          <w:rFonts w:ascii="Times New Roman" w:eastAsia="Times New Roman" w:hAnsi="Times New Roman" w:cs="Times New Roman"/>
-          <w:kern w:val="0"/>
-          <w:sz w:val="28"/>
-          <w:szCs w:val="28"/>
-          <w:lang w:eastAsia="en-AU"/>
-          <w14:ligatures w14:val="none"/>
-        </w:rPr>
-        <w:t>, 2), round(</w:t>
-      </w:r>
-      <w:proofErr w:type="spellStart"/>
-      <w:r>
-        <w:rPr>
-          <w:rFonts w:ascii="Times New Roman" w:eastAsia="Times New Roman" w:hAnsi="Times New Roman" w:cs="Times New Roman"/>
-          <w:kern w:val="0"/>
-          <w:sz w:val="28"/>
-          <w:szCs w:val="28"/>
-          <w:lang w:eastAsia="en-AU"/>
-          <w14:ligatures w14:val="none"/>
-        </w:rPr>
-        <w:t>per_payday</w:t>
-      </w:r>
-      <w:proofErr w:type="spellEnd"/>
-      <w:r>
-        <w:rPr>
-          <w:rFonts w:ascii="Times New Roman" w:eastAsia="Times New Roman" w:hAnsi="Times New Roman" w:cs="Times New Roman"/>
-          <w:kern w:val="0"/>
-          <w:sz w:val="28"/>
-          <w:szCs w:val="28"/>
-          <w:lang w:eastAsia="en-AU"/>
-          <w14:ligatures w14:val="none"/>
-        </w:rPr>
-        <w:t>, 2)]</w:t>
-      </w:r>
-    </w:p>
-    <w:p>
-      <w:pPr>
-        <w:spacing w:before="100" w:beforeAutospacing="1" w:after="100" w:afterAutospacing="1" w:line="240" w:lineRule="auto"/>
-        <w:rPr>
-          <w:rFonts w:ascii="Times New Roman" w:eastAsia="Times New Roman" w:hAnsi="Times New Roman" w:cs="Times New Roman"/>
-          <w:kern w:val="0"/>
-          <w:sz w:val="28"/>
-          <w:szCs w:val="28"/>
-          <w:lang w:eastAsia="en-AU"/>
-          <w14:ligatures w14:val="none"/>
-        </w:rPr>
-      </w:pPr>
-      <w:r>
-        <w:rPr>
-          <w:rFonts w:ascii="Times New Roman" w:eastAsia="Times New Roman" w:hAnsi="Times New Roman" w:cs="Times New Roman"/>
-          <w:kern w:val="0"/>
-          <w:sz w:val="28"/>
-          <w:szCs w:val="28"/>
-          <w:lang w:eastAsia="en-AU"/>
-          <w14:ligatures w14:val="none"/>
-        </w:rPr>
-        <w:t xml:space="preserve">        for </w:t>
-      </w:r>
-      <w:proofErr w:type="spellStart"/>
-      <w:r>
-        <w:rPr>
-          <w:rFonts w:ascii="Times New Roman" w:eastAsia="Times New Roman" w:hAnsi="Times New Roman" w:cs="Times New Roman"/>
-          <w:kern w:val="0"/>
-          <w:sz w:val="28"/>
-          <w:szCs w:val="28"/>
-          <w:lang w:eastAsia="en-AU"/>
-          <w14:ligatures w14:val="none"/>
-        </w:rPr>
-        <w:t>i</w:t>
-      </w:r>
-      <w:proofErr w:type="spellEnd"/>
-      <w:r>
-        <w:rPr>
-          <w:rFonts w:ascii="Times New Roman" w:eastAsia="Times New Roman" w:hAnsi="Times New Roman" w:cs="Times New Roman"/>
-          <w:kern w:val="0"/>
-          <w:sz w:val="28"/>
-          <w:szCs w:val="28"/>
-          <w:lang w:eastAsia="en-AU"/>
-          <w14:ligatures w14:val="none"/>
-        </w:rPr>
-        <w:t>, item in enumerate(row):</w:t>
-      </w:r>
-    </w:p>
-    <w:p>
-      <w:pPr>
-        <w:spacing w:before="100" w:beforeAutospacing="1" w:after="100" w:afterAutospacing="1" w:line="240" w:lineRule="auto"/>
-        <w:rPr>
-          <w:rFonts w:ascii="Times New Roman" w:eastAsia="Times New Roman" w:hAnsi="Times New Roman" w:cs="Times New Roman"/>
-          <w:kern w:val="0"/>
-          <w:sz w:val="28"/>
-          <w:szCs w:val="28"/>
-          <w:lang w:eastAsia="en-AU"/>
-          <w14:ligatures w14:val="none"/>
-        </w:rPr>
-      </w:pPr>
-      <w:r>
-        <w:rPr>
-          <w:rFonts w:ascii="Times New Roman" w:eastAsia="Times New Roman" w:hAnsi="Times New Roman" w:cs="Times New Roman"/>
-          <w:kern w:val="0"/>
-          <w:sz w:val="28"/>
-          <w:szCs w:val="28"/>
-          <w:lang w:eastAsia="en-AU"/>
-          <w14:ligatures w14:val="none"/>
-        </w:rPr>
-        <w:t xml:space="preserve">            </w:t>
-      </w:r>
-      <w:proofErr w:type="spellStart"/>
-      <w:r>
-        <w:rPr>
-          <w:rFonts w:ascii="Times New Roman" w:eastAsia="Times New Roman" w:hAnsi="Times New Roman" w:cs="Times New Roman"/>
-          <w:kern w:val="0"/>
-          <w:sz w:val="28"/>
-          <w:szCs w:val="28"/>
-          <w:lang w:eastAsia="en-AU"/>
-          <w14:ligatures w14:val="none"/>
-        </w:rPr>
-        <w:t>c.drawString</w:t>
-      </w:r>
-      <w:proofErr w:type="spellEnd"/>
-      <w:r>
-        <w:rPr>
-          <w:rFonts w:ascii="Times New Roman" w:eastAsia="Times New Roman" w:hAnsi="Times New Roman" w:cs="Times New Roman"/>
-          <w:kern w:val="0"/>
-          <w:sz w:val="28"/>
-          <w:szCs w:val="28"/>
-          <w:lang w:eastAsia="en-AU"/>
-          <w14:ligatures w14:val="none"/>
-        </w:rPr>
-        <w:t xml:space="preserve">(80 + </w:t>
-      </w:r>
-      <w:proofErr w:type="spellStart"/>
-      <w:r>
-        <w:rPr>
-          <w:rFonts w:ascii="Times New Roman" w:eastAsia="Times New Roman" w:hAnsi="Times New Roman" w:cs="Times New Roman"/>
-          <w:kern w:val="0"/>
-          <w:sz w:val="28"/>
-          <w:szCs w:val="28"/>
-          <w:lang w:eastAsia="en-AU"/>
-          <w14:ligatures w14:val="none"/>
-        </w:rPr>
-        <w:t>i</w:t>
-      </w:r>
-      <w:proofErr w:type="spellEnd"/>
-      <w:r>
-        <w:rPr>
-          <w:rFonts w:ascii="Times New Roman" w:eastAsia="Times New Roman" w:hAnsi="Times New Roman" w:cs="Times New Roman"/>
-          <w:kern w:val="0"/>
-          <w:sz w:val="28"/>
-          <w:szCs w:val="28"/>
-          <w:lang w:eastAsia="en-AU"/>
-          <w14:ligatures w14:val="none"/>
-        </w:rPr>
-        <w:t>*120, y, str(item))</w:t>
+        <w:t xml:space="preserve">            c.drawString(80 + i*120, y, str(item))</w:t>
       </w:r>
     </w:p>
     <w:p>
@@ -1134,31 +593,7 @@
           <w:lang w:eastAsia="en-AU"/>
           <w14:ligatures w14:val="none"/>
         </w:rPr>
-        <w:t xml:space="preserve">            </w:t>
-      </w:r>
-      <w:proofErr w:type="spellStart"/>
-      <w:r>
-        <w:rPr>
-          <w:rFonts w:ascii="Times New Roman" w:eastAsia="Times New Roman" w:hAnsi="Times New Roman" w:cs="Times New Roman"/>
-          <w:kern w:val="0"/>
-          <w:sz w:val="28"/>
-          <w:szCs w:val="28"/>
-          <w:lang w:eastAsia="en-AU"/>
-          <w14:ligatures w14:val="none"/>
-        </w:rPr>
-        <w:t>c.showPage</w:t>
-      </w:r>
-      <w:proofErr w:type="spellEnd"/>
-      <w:r>
-        <w:rPr>
-          <w:rFonts w:ascii="Times New Roman" w:eastAsia="Times New Roman" w:hAnsi="Times New Roman" w:cs="Times New Roman"/>
-          <w:kern w:val="0"/>
-          <w:sz w:val="28"/>
-          <w:szCs w:val="28"/>
-          <w:lang w:eastAsia="en-AU"/>
-          <w14:ligatures w14:val="none"/>
-        </w:rPr>
-        <w:t>()</w:t>
+        <w:t xml:space="preserve">            c.showPage()</w:t>
       </w:r>
     </w:p>
     <w:p>
@@ -1219,31 +654,7 @@
           <w:lang w:eastAsia="en-AU"/>
           <w14:ligatures w14:val="none"/>
         </w:rPr>
-        <w:t xml:space="preserve">    </w:t>
-      </w:r>
-      <w:proofErr w:type="spellStart"/>
-      <w:r>
-        <w:rPr>
-          <w:rFonts w:ascii="Times New Roman" w:eastAsia="Times New Roman" w:hAnsi="Times New Roman" w:cs="Times New Roman"/>
-          <w:kern w:val="0"/>
-          <w:sz w:val="28"/>
-          <w:szCs w:val="28"/>
-          <w:lang w:eastAsia="en-AU"/>
-          <w14:ligatures w14:val="none"/>
-        </w:rPr>
-        <w:t>c.save</w:t>
-      </w:r>
-      <w:proofErr w:type="spellEnd"/>
-      <w:r>
-        <w:rPr>
-          <w:rFonts w:ascii="Times New Roman" w:eastAsia="Times New Roman" w:hAnsi="Times New Roman" w:cs="Times New Roman"/>
-          <w:kern w:val="0"/>
-          <w:sz w:val="28"/>
-          <w:szCs w:val="28"/>
-          <w:lang w:eastAsia="en-AU"/>
-          <w14:ligatures w14:val="none"/>
-        </w:rPr>
-        <w:t>()</w:t>
+        <w:t xml:space="preserve">    c.save()</w:t>
       </w:r>
     </w:p>
     <w:p>
@@ -1307,7 +718,6 @@
           <w:docGrid w:linePitch="360"/>
         </w:sectPr>
       </w:pPr>
-      <w:proofErr w:type="spellStart"/>
       <w:r>
         <w:rPr>
           <w:rFonts w:ascii="Times New Roman" w:eastAsia="Times New Roman" w:hAnsi="Times New Roman" w:cs="Times New Roman"/>
@@ -1317,20 +727,7 @@
           <w:lang w:eastAsia="en-AU"/>
           <w14:ligatures w14:val="none"/>
         </w:rPr>
-        <w:lastRenderedPageBreak/>
-        <w:t>generate_repayment_pdf</w:t>
-      </w:r>
-      <w:proofErr w:type="spellEnd"/>
-      <w:r>
-        <w:rPr>
-          <w:rFonts w:ascii="Times New Roman" w:eastAsia="Times New Roman" w:hAnsi="Times New Roman" w:cs="Times New Roman"/>
-          <w:kern w:val="0"/>
-          <w:sz w:val="28"/>
-          <w:szCs w:val="28"/>
-          <w:lang w:eastAsia="en-AU"/>
-          <w14:ligatures w14:val="none"/>
-        </w:rPr>
-        <w:t>("repayment_schedule.pdf")</w:t>
+        <w:t>generate_repayment_pdf("repayment_schedule.pdf")</w:t>
       </w:r>
     </w:p>
     <w:tbl>
